--- a/lessons/7-4/readiness/practice.docx
+++ b/lessons/7-4/readiness/practice.docx
@@ -14,7 +14,7 @@
           <w:sz w:val="36"/>
           <w:szCs w:val="36"/>
         </w:rPr>
-        <w:t xml:space="preserve">Get Ready: Write Inequalities</w:t>
+        <w:t xml:space="preserve">Get Ready: Compare and Order Integers</w:t>
       </w:r>
     </w:p>
     <w:p>
@@ -29,7 +29,7 @@
           <w:sz w:val="20"/>
           <w:szCs w:val="20"/>
         </w:rPr>
-        <w:t xml:space="preserve">Readiness practice for Lesson 7-4  ·  Builds toward 6.EE.8</w:t>
+        <w:t xml:space="preserve">Readiness practice for Lesson 9-3  ·  Builds toward 6.NS.7</w:t>
       </w:r>
     </w:p>
     <w:p>
@@ -68,7 +68,7 @@
           <w:sz w:val="22"/>
           <w:szCs w:val="22"/>
         </w:rPr>
-        <w:t xml:space="preserve">To write an inequality, you turn words like "at least" or "more than" into the symbols &lt; and &gt; — which builds on comparing numbers. Warm up comparing small numbers and those key phrases, and writing inequalities makes sense.</w:t>
+        <w:t xml:space="preserve">Before you compare and order integers, you need to compare whole numbers with &lt; and &gt;, and know that on a number line, numbers get bigger as you move right. Warm those up and ordering integers follows the same rule.</w:t>
       </w:r>
     </w:p>
     <w:p>
@@ -81,7 +81,7 @@
           <w:sz w:val="20"/>
           <w:szCs w:val="20"/>
         </w:rPr>
-        <w:t xml:space="preserve">Skills you'll warm up: Comparing numbers with &lt; and &gt;  ·  Reading the words at least / at most  ·  Reading more than / less than  ·  Turning words into symbols</w:t>
+        <w:t xml:space="preserve">Skills you'll warm up: Comparing with &lt; and &gt;  ·  Ordering whole numbers  ·  Number line direction (right = bigger)  ·  Least to greatest</w:t>
       </w:r>
     </w:p>
     <w:p>
@@ -124,19 +124,19 @@
           <w:sz w:val="20"/>
           <w:szCs w:val="20"/>
         </w:rPr>
-        <w:t xml:space="preserve">Compare the small numbers.</w:t>
-      </w:r>
-    </w:p>
-    <w:p>
-      <w:pPr>
-        <w:spacing w:after="40" w:before="0"/>
-      </w:pPr>
-      <w:r>
-        <w:rPr>
-          <w:sz w:val="22"/>
-          <w:szCs w:val="22"/>
-        </w:rPr>
-        <w:t xml:space="preserve">1.  Which symbol is true? 2 ___ 6</w:t>
+        <w:t xml:space="preserve">Compare two numbers at a time.</w:t>
+      </w:r>
+    </w:p>
+    <w:p>
+      <w:pPr>
+        <w:spacing w:after="40" w:before="0"/>
+      </w:pPr>
+      <w:r>
+        <w:rPr>
+          <w:sz w:val="22"/>
+          <w:szCs w:val="22"/>
+        </w:rPr>
+        <w:t xml:space="preserve">1.  Which is greater: 4 or 9?</w:t>
       </w:r>
     </w:p>
     <w:p>
@@ -149,7 +149,7 @@
           <w:sz w:val="20"/>
           <w:szCs w:val="20"/>
         </w:rPr>
-        <w:t xml:space="preserve">     choices: &lt;   /   &gt;</w:t>
+        <w:t xml:space="preserve">     choices: 4   /   9</w:t>
       </w:r>
     </w:p>
     <w:p>
@@ -172,7 +172,7 @@
           <w:sz w:val="22"/>
           <w:szCs w:val="22"/>
         </w:rPr>
-        <w:t xml:space="preserve">2.  Which symbol is true? 9 ___ 4</w:t>
+        <w:t xml:space="preserve">2.  Which is smaller: 2 or 6?</w:t>
       </w:r>
     </w:p>
     <w:p>
@@ -185,7 +185,7 @@
           <w:sz w:val="20"/>
           <w:szCs w:val="20"/>
         </w:rPr>
-        <w:t xml:space="preserve">     choices: &lt;   /   &gt;</w:t>
+        <w:t xml:space="preserve">     choices: 2   /   6</w:t>
       </w:r>
     </w:p>
     <w:p>
@@ -208,20 +208,7 @@
           <w:sz w:val="22"/>
           <w:szCs w:val="22"/>
         </w:rPr>
-        <w:t xml:space="preserve">3.  Which symbol is true? 5 ___ 5</w:t>
-      </w:r>
-    </w:p>
-    <w:p>
-      <w:pPr>
-        <w:spacing w:after="40" w:before="0"/>
-      </w:pPr>
-      <w:r>
-        <w:rPr>
-          <w:color w:val="5E6E7E"/>
-          <w:sz w:val="20"/>
-          <w:szCs w:val="20"/>
-        </w:rPr>
-        <w:t xml:space="preserve">     choices: &lt;   /   &gt;   /   =</w:t>
+        <w:t xml:space="preserve">3.  What is the smallest number: 5, 3, or 8?</w:t>
       </w:r>
     </w:p>
     <w:p>
@@ -261,19 +248,19 @@
           <w:sz w:val="20"/>
           <w:szCs w:val="20"/>
         </w:rPr>
-        <w:t xml:space="preserve">Match the words to the symbol.</w:t>
-      </w:r>
-    </w:p>
-    <w:p>
-      <w:pPr>
-        <w:spacing w:after="40" w:before="0"/>
-      </w:pPr>
-      <w:r>
-        <w:rPr>
-          <w:sz w:val="22"/>
-          <w:szCs w:val="22"/>
-        </w:rPr>
-        <w:t xml:space="preserve">1.  "A number is less than 7." Which inequality?</w:t>
+        <w:t xml:space="preserve">Use  and put numbers in order.</w:t>
+      </w:r>
+    </w:p>
+    <w:p>
+      <w:pPr>
+        <w:spacing w:after="40" w:before="0"/>
+      </w:pPr>
+      <w:r>
+        <w:rPr>
+          <w:sz w:val="22"/>
+          <w:szCs w:val="22"/>
+        </w:rPr>
+        <w:t xml:space="preserve">1.  Which symbol makes 6 ___ 2 true?</w:t>
       </w:r>
     </w:p>
     <w:p>
@@ -286,7 +273,7 @@
           <w:sz w:val="20"/>
           <w:szCs w:val="20"/>
         </w:rPr>
-        <w:t xml:space="preserve">     choices: n &lt; 7   /   n &gt; 7   /   n = 7</w:t>
+        <w:t xml:space="preserve">     choices: &lt;   /   &gt;</w:t>
       </w:r>
     </w:p>
     <w:p>
@@ -309,7 +296,7 @@
           <w:sz w:val="22"/>
           <w:szCs w:val="22"/>
         </w:rPr>
-        <w:t xml:space="preserve">2.  "A number is greater than 3." Which inequality?</w:t>
+        <w:t xml:space="preserve">2.  Order least to greatest: 7, 2, 5.</w:t>
       </w:r>
     </w:p>
     <w:p>
@@ -322,7 +309,7 @@
           <w:sz w:val="20"/>
           <w:szCs w:val="20"/>
         </w:rPr>
-        <w:t xml:space="preserve">     choices: n &lt; 3   /   n &gt; 3   /   n = 3</w:t>
+        <w:t xml:space="preserve">     choices: 2, 5, 7   /   7, 5, 2   /   2, 7, 5</w:t>
       </w:r>
     </w:p>
     <w:p>
@@ -362,19 +349,19 @@
           <w:sz w:val="20"/>
           <w:szCs w:val="20"/>
         </w:rPr>
-        <w:t xml:space="preserve">Trickier wording.</w:t>
-      </w:r>
-    </w:p>
-    <w:p>
-      <w:pPr>
-        <w:spacing w:after="40" w:before="0"/>
-      </w:pPr>
-      <w:r>
-        <w:rPr>
-          <w:sz w:val="22"/>
-          <w:szCs w:val="22"/>
-        </w:rPr>
-        <w:t xml:space="preserve">1.  "You must be more than 8 years old." Which inequality (age = a)?</w:t>
+        <w:t xml:space="preserve">Stretch your ordering.</w:t>
+      </w:r>
+    </w:p>
+    <w:p>
+      <w:pPr>
+        <w:spacing w:after="40" w:before="0"/>
+      </w:pPr>
+      <w:r>
+        <w:rPr>
+          <w:sz w:val="22"/>
+          <w:szCs w:val="22"/>
+        </w:rPr>
+        <w:t xml:space="preserve">1.  Order greatest to least: 4, 9, 1.</w:t>
       </w:r>
     </w:p>
     <w:p>
@@ -387,7 +374,7 @@
           <w:sz w:val="20"/>
           <w:szCs w:val="20"/>
         </w:rPr>
-        <w:t xml:space="preserve">     choices: a &lt; 8   /   a &gt; 8   /   a = 8</w:t>
+        <w:t xml:space="preserve">     choices: 1, 4, 9   /   4, 1, 9   /   9, 4, 1</w:t>
       </w:r>
     </w:p>
     <w:p>
@@ -410,20 +397,7 @@
           <w:sz w:val="22"/>
           <w:szCs w:val="22"/>
         </w:rPr>
-        <w:t xml:space="preserve">2.  "The price is less than $10." Which inequality (price = p)?</w:t>
-      </w:r>
-    </w:p>
-    <w:p>
-      <w:pPr>
-        <w:spacing w:after="40" w:before="0"/>
-      </w:pPr>
-      <w:r>
-        <w:rPr>
-          <w:color w:val="5E6E7E"/>
-          <w:sz w:val="20"/>
-          <w:szCs w:val="20"/>
-        </w:rPr>
-        <w:t xml:space="preserve">     choices: p &lt; 10   /   p &gt; 10   /   p = 10</w:t>
+        <w:t xml:space="preserve">2.  Which number is greater, and by how many: 8 compared to 3? (answer the difference)</w:t>
       </w:r>
     </w:p>
     <w:p>
@@ -461,7 +435,7 @@
           <w:sz w:val="22"/>
           <w:szCs w:val="22"/>
         </w:rPr>
-        <w:t xml:space="preserve">1.  Which symbol makes it true? 3 ___ 8</w:t>
+        <w:t xml:space="preserve">1.  Which symbol makes 3 ___ 7 true?</w:t>
       </w:r>
     </w:p>
     <w:p>
@@ -474,7 +448,7 @@
           <w:sz w:val="20"/>
           <w:szCs w:val="20"/>
         </w:rPr>
-        <w:t xml:space="preserve">     choices: &lt;   /   &gt;   /   =</w:t>
+        <w:t xml:space="preserve">     choices: &lt;   /   &gt;</w:t>
       </w:r>
     </w:p>
     <w:p>
@@ -497,7 +471,7 @@
           <w:sz w:val="22"/>
           <w:szCs w:val="22"/>
         </w:rPr>
-        <w:t xml:space="preserve">2.  "A number is greater than 6." Which inequality?</w:t>
+        <w:t xml:space="preserve">2.  Order least to greatest: 6, 1, 4.</w:t>
       </w:r>
     </w:p>
     <w:p>
@@ -510,7 +484,7 @@
           <w:sz w:val="20"/>
           <w:szCs w:val="20"/>
         </w:rPr>
-        <w:t xml:space="preserve">     choices: n &lt; 6   /   n &gt; 6   /   n = 6</w:t>
+        <w:t xml:space="preserve">     choices: 6, 4, 1   /   1, 4, 6   /   4, 1, 6</w:t>
       </w:r>
     </w:p>
     <w:p>
@@ -536,7 +510,7 @@
           <w:sz w:val="20"/>
           <w:szCs w:val="20"/>
         </w:rPr>
-        <w:t xml:space="preserve">When you've finished, open Lesson 7-4 and dive in!</w:t>
+        <w:t xml:space="preserve">When you've finished, open Lesson 9-3 and dive in!</w:t>
       </w:r>
     </w:p>
     <w:p>
@@ -583,6 +557,135 @@
           <w:sz w:val="20"/>
           <w:szCs w:val="20"/>
         </w:rPr>
+        <w:t xml:space="preserve">1. 9</w:t>
+      </w:r>
+    </w:p>
+    <w:p>
+      <w:pPr>
+        <w:spacing w:after="30" w:before="0"/>
+      </w:pPr>
+      <w:r>
+        <w:rPr>
+          <w:sz w:val="20"/>
+          <w:szCs w:val="20"/>
+        </w:rPr>
+        <w:t xml:space="preserve">2. 2</w:t>
+      </w:r>
+    </w:p>
+    <w:p>
+      <w:pPr>
+        <w:spacing w:after="30" w:before="0"/>
+      </w:pPr>
+      <w:r>
+        <w:rPr>
+          <w:sz w:val="20"/>
+          <w:szCs w:val="20"/>
+        </w:rPr>
+        <w:t xml:space="preserve">3. 3</w:t>
+      </w:r>
+    </w:p>
+    <w:p>
+      <w:pPr>
+        <w:spacing w:after="40" w:before="100"/>
+      </w:pPr>
+      <w:r>
+        <w:rPr>
+          <w:b/>
+          <w:bCs/>
+          <w:color w:val="1A6FB5"/>
+          <w:sz w:val="22"/>
+          <w:szCs w:val="22"/>
+        </w:rPr>
+        <w:t xml:space="preserve">Level 1 · Support</w:t>
+      </w:r>
+    </w:p>
+    <w:p>
+      <w:pPr>
+        <w:spacing w:after="30" w:before="0"/>
+      </w:pPr>
+      <w:r>
+        <w:rPr>
+          <w:sz w:val="20"/>
+          <w:szCs w:val="20"/>
+        </w:rPr>
+        <w:t xml:space="preserve">1. &gt;</w:t>
+      </w:r>
+    </w:p>
+    <w:p>
+      <w:pPr>
+        <w:spacing w:after="30" w:before="0"/>
+      </w:pPr>
+      <w:r>
+        <w:rPr>
+          <w:sz w:val="20"/>
+          <w:szCs w:val="20"/>
+        </w:rPr>
+        <w:t xml:space="preserve">2. 2, 5, 7</w:t>
+      </w:r>
+    </w:p>
+    <w:p>
+      <w:pPr>
+        <w:spacing w:after="40" w:before="100"/>
+      </w:pPr>
+      <w:r>
+        <w:rPr>
+          <w:b/>
+          <w:bCs/>
+          <w:color w:val="1A6FB5"/>
+          <w:sz w:val="22"/>
+          <w:szCs w:val="22"/>
+        </w:rPr>
+        <w:t xml:space="preserve">Level 2 · Stretch</w:t>
+      </w:r>
+    </w:p>
+    <w:p>
+      <w:pPr>
+        <w:spacing w:after="30" w:before="0"/>
+      </w:pPr>
+      <w:r>
+        <w:rPr>
+          <w:sz w:val="20"/>
+          <w:szCs w:val="20"/>
+        </w:rPr>
+        <w:t xml:space="preserve">1. 9, 4, 1</w:t>
+      </w:r>
+    </w:p>
+    <w:p>
+      <w:pPr>
+        <w:spacing w:after="30" w:before="0"/>
+      </w:pPr>
+      <w:r>
+        <w:rPr>
+          <w:sz w:val="20"/>
+          <w:szCs w:val="20"/>
+        </w:rPr>
+        <w:t xml:space="preserve">2. 5</w:t>
+      </w:r>
+    </w:p>
+    <w:p>
+      <w:pPr>
+        <w:spacing w:after="40" w:before="100"/>
+      </w:pPr>
+      <w:r>
+        <w:rPr>
+          <w:b/>
+          <w:bCs/>
+          <w:color w:val="C45A3C"/>
+          <w:sz w:val="22"/>
+          <w:szCs w:val="22"/>
+        </w:rPr>
+        <w:t xml:space="preserve">Exit Ticket</w:t>
+      </w:r>
+    </w:p>
+    <w:p>
+      <w:pPr>
+        <w:spacing w:after="30" w:before="0"/>
+      </w:pPr>
+      <w:r>
+        <w:rPr>
+          <w:sz w:val="20"/>
+          <w:szCs w:val="20"/>
+        </w:rPr>
         <w:t xml:space="preserve">1. &lt;</w:t>
       </w:r>
     </w:p>
@@ -595,136 +698,7 @@
           <w:sz w:val="20"/>
           <w:szCs w:val="20"/>
         </w:rPr>
-        <w:t xml:space="preserve">2. &gt;</w:t>
-      </w:r>
-    </w:p>
-    <w:p>
-      <w:pPr>
-        <w:spacing w:after="30" w:before="0"/>
-      </w:pPr>
-      <w:r>
-        <w:rPr>
-          <w:sz w:val="20"/>
-          <w:szCs w:val="20"/>
-        </w:rPr>
-        <w:t xml:space="preserve">3. =</w:t>
-      </w:r>
-    </w:p>
-    <w:p>
-      <w:pPr>
-        <w:spacing w:after="40" w:before="100"/>
-      </w:pPr>
-      <w:r>
-        <w:rPr>
-          <w:b/>
-          <w:bCs/>
-          <w:color w:val="1A6FB5"/>
-          <w:sz w:val="22"/>
-          <w:szCs w:val="22"/>
-        </w:rPr>
-        <w:t xml:space="preserve">Level 1 · Support</w:t>
-      </w:r>
-    </w:p>
-    <w:p>
-      <w:pPr>
-        <w:spacing w:after="30" w:before="0"/>
-      </w:pPr>
-      <w:r>
-        <w:rPr>
-          <w:sz w:val="20"/>
-          <w:szCs w:val="20"/>
-        </w:rPr>
-        <w:t xml:space="preserve">1. n &lt; 7</w:t>
-      </w:r>
-    </w:p>
-    <w:p>
-      <w:pPr>
-        <w:spacing w:after="30" w:before="0"/>
-      </w:pPr>
-      <w:r>
-        <w:rPr>
-          <w:sz w:val="20"/>
-          <w:szCs w:val="20"/>
-        </w:rPr>
-        <w:t xml:space="preserve">2. n &gt; 3</w:t>
-      </w:r>
-    </w:p>
-    <w:p>
-      <w:pPr>
-        <w:spacing w:after="40" w:before="100"/>
-      </w:pPr>
-      <w:r>
-        <w:rPr>
-          <w:b/>
-          <w:bCs/>
-          <w:color w:val="1A6FB5"/>
-          <w:sz w:val="22"/>
-          <w:szCs w:val="22"/>
-        </w:rPr>
-        <w:t xml:space="preserve">Level 2 · Stretch</w:t>
-      </w:r>
-    </w:p>
-    <w:p>
-      <w:pPr>
-        <w:spacing w:after="30" w:before="0"/>
-      </w:pPr>
-      <w:r>
-        <w:rPr>
-          <w:sz w:val="20"/>
-          <w:szCs w:val="20"/>
-        </w:rPr>
-        <w:t xml:space="preserve">1. a &gt; 8</w:t>
-      </w:r>
-    </w:p>
-    <w:p>
-      <w:pPr>
-        <w:spacing w:after="30" w:before="0"/>
-      </w:pPr>
-      <w:r>
-        <w:rPr>
-          <w:sz w:val="20"/>
-          <w:szCs w:val="20"/>
-        </w:rPr>
-        <w:t xml:space="preserve">2. p &lt; 10</w:t>
-      </w:r>
-    </w:p>
-    <w:p>
-      <w:pPr>
-        <w:spacing w:after="40" w:before="100"/>
-      </w:pPr>
-      <w:r>
-        <w:rPr>
-          <w:b/>
-          <w:bCs/>
-          <w:color w:val="C45A3C"/>
-          <w:sz w:val="22"/>
-          <w:szCs w:val="22"/>
-        </w:rPr>
-        <w:t xml:space="preserve">Exit Ticket</w:t>
-      </w:r>
-    </w:p>
-    <w:p>
-      <w:pPr>
-        <w:spacing w:after="30" w:before="0"/>
-      </w:pPr>
-      <w:r>
-        <w:rPr>
-          <w:sz w:val="20"/>
-          <w:szCs w:val="20"/>
-        </w:rPr>
-        <w:t xml:space="preserve">1. &lt;</w:t>
-      </w:r>
-    </w:p>
-    <w:p>
-      <w:pPr>
-        <w:spacing w:after="30" w:before="0"/>
-      </w:pPr>
-      <w:r>
-        <w:rPr>
-          <w:sz w:val="20"/>
-          <w:szCs w:val="20"/>
-        </w:rPr>
-        <w:t xml:space="preserve">2. n &gt; 6</w:t>
+        <w:t xml:space="preserve">2. 1, 4, 6</w:t>
       </w:r>
     </w:p>
     <w:sectPr>
